--- a/Мавзу2/166.docx
+++ b/Мавзу2/166.docx
@@ -69,7 +69,7 @@
           <w:b w:val="0"/>
           <w:sz w:val="28"/>
         </w:rPr>
-        <w:t>G'anixo'jayeva va Nazarova bo'yicha Proteus kichik polimorf, gramm manfiy tayoqchalar (0,4–0,6 × 1,0–3,0 mkm), harakatchan (peritrix xivchinli), spora va kapsula hosil qilmaydi; fakultativ anaerob, oziq muhitga talabchan emas, 25–30 °C da yaxshi o'sadi [8]. Yangi tayyorlangan agar yuzasida sudralib o'sib, och ko'k-kulrang parda hosil qilishi unga juda xos; harakatsiz O-shakllar yakka, dumaloq, pigmentsiz koloniya hosil qiladi [8]. Kuchli proteolitik xossalari (jelatinani suyultirish, vodorod sulfid, ammiak, indol hosil qilish) tufayli madaniyatdan chirigan hid keladi va chirish jarayonlarida qatnashadi [8]. Tashqi muhitga ancha chidamli: 60 °C da 1 soatgacha saqlanadi [8]. Ovqat tayyorlash va saqlashda sanitariya qoidalariga rioya qilinmasa, Proteus ovqatdan zaharlanishga sabab bo'lishi mumkin [8].</w:t>
+        <w:t>G'anixo'jayeva va Nazarova bo'yicha Proteus kichik polimorf, gramm manfiy tayoqchalar (0,4–0,6 × 1,0–3,0 mkm), harakatchan (peritrix xivchinli), spora va kapsula hosil qilmaydi; fakultativ anaerob, oziq muhitga talabchan emas, 25–30 °C da yaxshi o'sadi [8]. Yangi tayyorlangan agar yuzasida sudralib o'sib, och ko'k-kulrang parda hosil qilishi unga juda xos; harakatsiz O-shakllar yakka, dumaloq, pigmentsiz koloniya hosil qiladi [8]. Kuchli proteolitik xossalari (jelatinani suyultirish, vodorod sulfid, ammiak, indol hosil qilish) tufayli kulturadan chirigan hid keladi va chirish jarayonlarida qatnashadi [8]. Tashqi muhitga ancha chidamli: 60 °C da 1 soatgacha saqlanadi [8]. Ovqat tayyorlash va saqlashda sanitariya qoidalariga rioya qilinmasa, Proteus ovqatdan zaharlanishga sabab bo'lishi mumkin [8].</w:t>
       </w:r>
     </w:p>
     <w:p>
